--- a/templates/herinnering.docx
+++ b/templates/herinnering.docx
@@ -420,6 +420,18 @@
           <w:b w:val="0"/>
           <w:sz w:val="22"/>
         </w:rPr>
+      </w:r>
+    </w:p>
+    <w:p>
+      <w:pPr>
+        <w:spacing w:after="80"/>
+      </w:pPr>
+      <w:r>
+        <w:rPr>
+          <w:rFonts w:ascii="Calibri" w:hAnsi="Calibri"/>
+          <w:b w:val="0"/>
+          <w:sz w:val="22"/>
+        </w:rPr>
         <w:t>Met vriendelijke groet,</w:t>
       </w:r>
     </w:p>
@@ -442,10 +454,128 @@
       <w:r>
         <w:rPr>
           <w:rFonts w:ascii="Calibri" w:hAnsi="Calibri"/>
+          <w:b/>
+          <w:sz w:val="22"/>
+        </w:rPr>
+        <w:t>Mevr. mr. L. Kesting</w:t>
+      </w:r>
+    </w:p>
+    <w:p>
+      <w:pPr>
+        <w:spacing w:after="80"/>
+      </w:pPr>
+      <w:r>
+        <w:rPr>
+          <w:rFonts w:ascii="Calibri" w:hAnsi="Calibri"/>
+          <w:b w:val="0"/>
+          <w:color w:val="666666"/>
+          <w:sz w:val="18"/>
+        </w:rPr>
+        <w:t>INCASSO ADVOCAAT | DEBT COLLECTION ATTORNEY</w:t>
+      </w:r>
+    </w:p>
+    <w:p>
+      <w:pPr>
+        <w:spacing w:after="80"/>
+      </w:pPr>
+      <w:r>
+        <w:rPr>
+          <w:rFonts w:ascii="Calibri" w:hAnsi="Calibri"/>
           <w:b w:val="0"/>
           <w:sz w:val="22"/>
         </w:rPr>
-        <w:t>{{ kantoor.naam }}</w:t>
+      </w:r>
+    </w:p>
+    <w:p>
+      <w:pPr>
+        <w:spacing w:after="80"/>
+      </w:pPr>
+      <w:r>
+        <w:rPr>
+          <w:rFonts w:ascii="Calibri" w:hAnsi="Calibri"/>
+          <w:b w:val="0"/>
+          <w:sz w:val="18"/>
+        </w:rPr>
+        <w:t>{{ kantoor.adres }}</w:t>
+      </w:r>
+    </w:p>
+    <w:p>
+      <w:pPr>
+        <w:spacing w:after="80"/>
+      </w:pPr>
+      <w:r>
+        <w:rPr>
+          <w:rFonts w:ascii="Calibri" w:hAnsi="Calibri"/>
+          <w:b w:val="0"/>
+          <w:sz w:val="18"/>
+        </w:rPr>
+        <w:t>{{ kantoor.postcode_stad }}</w:t>
+      </w:r>
+    </w:p>
+    <w:p>
+      <w:pPr>
+        <w:spacing w:after="80"/>
+      </w:pPr>
+      <w:r>
+        <w:rPr>
+          <w:rFonts w:ascii="Calibri" w:hAnsi="Calibri"/>
+          <w:b w:val="0"/>
+          <w:sz w:val="18"/>
+        </w:rPr>
+        <w:t>E: {{ kantoor.email }}</w:t>
+      </w:r>
+    </w:p>
+    <w:p>
+      <w:pPr>
+        <w:spacing w:after="80"/>
+      </w:pPr>
+      <w:r>
+        <w:rPr>
+          <w:rFonts w:ascii="Calibri" w:hAnsi="Calibri"/>
+          <w:b w:val="0"/>
+          <w:sz w:val="18"/>
+        </w:rPr>
+        <w:t>W: www.kestinglegal.nl</w:t>
+      </w:r>
+    </w:p>
+    <w:p>
+      <w:pPr>
+        <w:spacing w:after="80"/>
+      </w:pPr>
+      <w:r>
+        <w:rPr>
+          <w:rFonts w:ascii="Calibri" w:hAnsi="Calibri"/>
+          <w:b w:val="0"/>
+          <w:sz w:val="22"/>
+        </w:rPr>
+      </w:r>
+    </w:p>
+    <w:p>
+      <w:pPr>
+        <w:spacing w:after="80"/>
+      </w:pPr>
+      <w:r>
+        <w:rPr>
+          <w:rFonts w:ascii="Calibri" w:hAnsi="Calibri"/>
+          <w:b w:val="0"/>
+          <w:color w:val="888888"/>
+          <w:sz w:val="16"/>
+        </w:rPr>
+        <w:t>Heeft u financiële zorgen en ziet u geen uitweg meer? Wij informeren u graag over uw rechten als schuldenaar: kestinglegal.nl/debiteuren. Voor schuldhulpverlening kunt u terecht bij uw gemeente. Heeft u dringend emotionele steun nodig? Bel dan gratis en anoniem met Stichting 113 Zelfmoordpreventie via 0800-0113 of kijk op www.113.nl.</w:t>
+      </w:r>
+    </w:p>
+    <w:p>
+      <w:pPr>
+        <w:spacing w:after="80"/>
+      </w:pPr>
+      <w:r>
+        <w:rPr>
+          <w:rFonts w:ascii="Calibri" w:hAnsi="Calibri"/>
+          <w:b w:val="0"/>
+          <w:color w:val="AAAAAA"/>
+          <w:sz w:val="16"/>
+        </w:rPr>
+        <w:t>Disclaimer - De informatie verzonden met dit bericht is uitsluitend bestemd voor de geadresseerde(n) en kan persoonlijke of vertrouwelijke informatie bevatten, beschermd door een beroepsgeheim.</w:t>
       </w:r>
     </w:p>
     <w:sectPr>

--- a/templates/herinnering.docx
+++ b/templates/herinnering.docx
@@ -575,7 +575,7 @@
           <w:color w:val="AAAAAA"/>
           <w:sz w:val="16"/>
         </w:rPr>
-        <w:t>Disclaimer - De informatie verzonden met dit bericht is uitsluitend bestemd voor de geadresseerde(n) en kan persoonlijke of vertrouwelijke informatie bevatten, beschermd door een beroepsgeheim.</w:t>
+        <w:t>Disclaimer - De informatie verzonden met dit e-mailbericht is uitsluitend bestemd voor de geadresseerde(n) en kan persoonlijke of vertrouwelijke informatie bevatten, beschermd door een beroepsgeheim. Gebruik van deze informatie door anderen dan de geadresseerde(n) en gebruik door hen die niet gerechtigd zijn van deze informatie kennis te nemen, is verboden. Indien u niet de geadresseerde bent of niet gerechtigd bent tot kennisneming, is openbaarmaking, vermenigvuldiging, verspreiding en / of verstrekking van deze informatie aan derden niet toegestaan en wordt u verzocht dit bericht terug te sturen en het origineel te vernietigen.</w:t>
       </w:r>
     </w:p>
     <w:sectPr>

--- a/templates/herinnering.docx
+++ b/templates/herinnering.docx
@@ -103,6 +103,45 @@
           <w:sz w:val="22"/>
         </w:rPr>
         <w:t>{{ wederpartij.postcode_stad }}</w:t>
+      </w:r>
+    </w:p>
+    <w:p>
+      <w:pPr>
+        <w:spacing w:after="80"/>
+      </w:pPr>
+      <w:r>
+        <w:rPr>
+          <w:rFonts w:ascii="Calibri" w:hAnsi="Calibri"/>
+          <w:b w:val="0"/>
+          <w:sz w:val="22"/>
+        </w:rPr>
+        <w:t>{%p if wederpartij.land %}</w:t>
+      </w:r>
+    </w:p>
+    <w:p>
+      <w:pPr>
+        <w:spacing w:after="80"/>
+      </w:pPr>
+      <w:r>
+        <w:rPr>
+          <w:rFonts w:ascii="Calibri" w:hAnsi="Calibri"/>
+          <w:b w:val="0"/>
+          <w:sz w:val="22"/>
+        </w:rPr>
+        <w:t>{{ wederpartij.land }}</w:t>
+      </w:r>
+    </w:p>
+    <w:p>
+      <w:pPr>
+        <w:spacing w:after="80"/>
+      </w:pPr>
+      <w:r>
+        <w:rPr>
+          <w:rFonts w:ascii="Calibri" w:hAnsi="Calibri"/>
+          <w:b w:val="0"/>
+          <w:sz w:val="22"/>
+        </w:rPr>
+        <w:t>{%p endif %}</w:t>
       </w:r>
     </w:p>
     <w:p>

--- a/templates/herinnering.docx
+++ b/templates/herinnering.docx
@@ -24556,7 +24556,7 @@
         <a:font script="Geor" typeface="Sylfaen"/>
       </a:majorFont>
       <a:minorFont>
-        <a:latin typeface="Cambria"/>
+        <a:latin typeface="Calibri"/>
         <a:ea typeface=""/>
         <a:cs typeface=""/>
         <a:font script="Jpan" typeface="ＭＳ 明朝"/>
